--- a/HAND_FIXING_GUIDE.docx
+++ b/HAND_FIXING_GUIDE.docx
@@ -2031,9 +2031,9 @@
         </w:rPr>
         <w:t>cd ComfyUI/custom_nodes/</w:t>
         <w:br/>
-        <w:t>git clone https://github.com/ZHO-ZHO-ZHO/ComfyUI-MeshGraphormer.git</w:t>
+        <w:t>git clone https://github.com/Fannovel16/comfyui_controlnet_aux.git</w:t>
         <w:br/>
-        <w:t>cd ComfyUI-MeshGraphormer</w:t>
+        <w:t>cd comfyui_controlnet_aux</w:t>
         <w:br/>
         <w:t>pip install -r requirements.txt</w:t>
         <w:br/>
@@ -4140,10 +4140,10 @@
         <w:rPr>
           <w:b/>
         </w:rPr>
-        <w:t>MeshGraphormer</w:t>
-      </w:r>
-      <w:r>
-        <w:t>: https://github.com/ZHO-ZHO-ZHO/ComfyUI-MeshGraphormer</w:t>
+        <w:t>ControlNet Aux (MeshGraphormer)</w:t>
+      </w:r>
+      <w:r>
+        <w:t>: https://github.com/Fannovel16/comfyui_controlnet_aux</w:t>
       </w:r>
     </w:p>
     <w:p/>
